--- a/web/templates/monimoi/apofasi/anarrotiki_yd.docx
+++ b/web/templates/monimoi/apofasi/anarrotiki_yd.docx
@@ -904,7 +904,9 @@
           <w:sz w:val="22"/>
           <w:szCs w:val="22"/>
         </w:rPr>
-        <w:t xml:space="preserve">                                                                                                                                                                                                                      </w:t>
+        <w:t xml:space="preserve"/>
+        <w:br/>
+        <w:t xml:space="preserve"/>
       </w:r>
       <w:r>
         <w:rPr>
@@ -980,7 +982,9 @@
           <w:sz w:val="22"/>
           <w:szCs w:val="22"/>
         </w:rPr>
-        <w:t xml:space="preserve">        </w:t>
+        <w:t xml:space="preserve"/>
+        <w:br/>
+        <w:t xml:space="preserve"/>
       </w:r>
       <w:r>
         <w:rPr>
@@ -988,7 +992,7 @@
           <w:sz w:val="22"/>
           <w:szCs w:val="22"/>
         </w:rPr>
-        <w:t xml:space="preserve">     </w:t>
+        <w:t xml:space="preserve"/>
       </w:r>
       <w:r>
         <w:rPr>
@@ -996,7 +1000,7 @@
           <w:sz w:val="22"/>
           <w:szCs w:val="22"/>
         </w:rPr>
-        <w:t xml:space="preserve"> </w:t>
+        <w:t xml:space="preserve"/>
       </w:r>
       <w:r>
         <w:rPr>
@@ -1300,7 +1304,7 @@
           <w:rFonts w:asciiTheme="minorHAnsi" w:hAnsiTheme="minorHAnsi" w:cstheme="minorHAnsi"/>
           <w:sz w:val="24"/>
         </w:rPr>
-        <w:t xml:space="preserve">{{ ston_stin }} {{ onomateponymo }} του {{ patronymo }}, εκπαιδευτικό κλάδου {{ klados }}-{{ klados_perigrafi }} του {{ sxoleio_gen }}, αναρρωτική άδεια με χρήση υπεύθυνης δήλωσης μίας (01) ημέρας, στις {{ imerominia_stis }}</w:t>
+        <w:t xml:space="preserve">{{ ston_stin }} {{ onomateponymo_ait }} του {{ patronymo }}, εκπαιδευτικό κλάδου {{ klados }}-{{ klados_perigrafi }} του {{ sxoleio_gen }}, αναρρωτική άδεια με χρήση υπεύθυνης δήλωσης μίας (01) ημέρας, στις {{ imerominia_stis }}</w:t>
       </w:r>
       <w:r>
         <w:rPr>
